--- a/docs/Pipeline-Documentation.docx
+++ b/docs/Pipeline-Documentation.docx
@@ -70,7 +70,7 @@
         <w:pStyle w:val="ListBullet"/>
       </w:pPr>
       <w:r>
-        <w:t>Rebuilds dashboard summary tables incrementally, only for changed dates.</w:t>
+        <w:t>Rebuilds dashboard summary tables incrementally, only for changed dates — including a full payment-mode breakdown (COD, prepaid, partially-prepaid) for both order counts and sales amounts.</w:t>
       </w:r>
     </w:p>
     <w:p>
@@ -78,7 +78,15 @@
         <w:pStyle w:val="ListBullet"/>
       </w:pPr>
       <w:r>
-        <w:t>Rolls up “bundle” product sales (TMC and PTS today) — bundle products are discovered automatically by Shopify product type, not a hardcoded list.</w:t>
+        <w:t>Tracks any checkout/session event type per product variant, not just checkout-initiated and buy-now — new event types are discovered automatically and get their own column, via a separate daily worker.</w:t>
+      </w:r>
+    </w:p>
+    <w:p>
+      <w:pPr>
+        <w:pStyle w:val="ListBullet"/>
+      </w:pPr>
+      <w:r>
+        <w:t>Rolls up “bundle” product sales (TMC and PTS today) — bundle products are discovered automatically from the Shopify product catalog (active products only), not a hardcoded list.</w:t>
       </w:r>
     </w:p>
     <w:p>
@@ -87,6 +95,14 @@
       </w:pPr>
       <w:r>
         <w:t>Sends live alerts to QStash: sales/session numbers and page-speed averages, per brand.</w:t>
+      </w:r>
+    </w:p>
+    <w:p>
+      <w:pPr>
+        <w:pStyle w:val="ListBullet"/>
+      </w:pPr>
+      <w:r>
+        <w:t>Triggers the downstream cache pipeline directly after each run finishes, so dashboards pick up fresh data.</w:t>
       </w:r>
     </w:p>
     <w:p>
@@ -106,7 +122,7 @@
       <w:r>
         <w:drawing>
           <wp:inline xmlns:a="http://schemas.openxmlformats.org/drawingml/2006/main" xmlns:pic="http://schemas.openxmlformats.org/drawingml/2006/picture">
-            <wp:extent cx="5760720" cy="2688336"/>
+            <wp:extent cx="5760720" cy="3168396"/>
             <wp:docPr id="1" name="Picture 1"/>
             <wp:cNvGraphicFramePr>
               <a:graphicFrameLocks noChangeAspect="1"/>
@@ -127,7 +143,7 @@
                   <pic:spPr>
                     <a:xfrm>
                       <a:off x="0" y="0"/>
-                      <a:ext cx="5760720" cy="2688336"/>
+                      <a:ext cx="5760720" cy="3168396"/>
                     </a:xfrm>
                     <a:prstGeom prst="rect"/>
                   </pic:spPr>
@@ -538,7 +554,7 @@
           </w:tcPr>
           <w:p>
             <w:r>
-              <w:t>Bundle product discovery and sales rollups (TMC, PTS)</w:t>
+              <w:t>Bundle product discovery (Shopify Admin API, active products only) and sales rollups (TMC, PTS)</w:t>
             </w:r>
           </w:p>
         </w:tc>
@@ -561,6 +577,28 @@
           <w:p>
             <w:r>
               <w:t>Separate worker rolling up daily event totals, own Docker container</w:t>
+            </w:r>
+          </w:p>
+        </w:tc>
+      </w:tr>
+      <w:tr>
+        <w:tc>
+          <w:tcPr>
+            <w:tcW w:type="dxa" w:w="4320"/>
+          </w:tcPr>
+          <w:p>
+            <w:r>
+              <w:t>workers/variant_wise_events_worker.py</w:t>
+            </w:r>
+          </w:p>
+        </w:tc>
+        <w:tc>
+          <w:tcPr>
+            <w:tcW w:type="dxa" w:w="4320"/>
+          </w:tcPr>
+          <w:p>
+            <w:r>
+              <w:t>Separate worker rolling up any Mongo event type per product variant, own Docker container</w:t>
             </w:r>
           </w:p>
         </w:tc>
@@ -904,7 +942,7 @@
     </w:p>
     <w:p>
       <w:r>
-        <w:t>Runs as two Docker services (see docker-compose.yml): shopify-pipeline (the main pipeline) and events-summary-worker (a separate container rolling up daily event totals across all brands, on its own daily schedule).</w:t>
+        <w:t>Runs as three Docker services (see docker-compose.yml): shopify-pipeline (the main pipeline), events-summary-worker (rolls up daily event totals across all brands, on its own daily schedule), and variant-wise-events-worker (rolls up any Mongo event type per product variant, into each brand's own database, on its own daily schedule).</w:t>
       </w:r>
     </w:p>
     <w:p>
@@ -934,6 +972,24 @@
       </w:pPr>
       <w:r>
         <w:t>docker compose up -d shopify-pipeline</w:t>
+      </w:r>
+    </w:p>
+    <w:p>
+      <w:pPr>
+        <w:pStyle w:val="Heading2"/>
+      </w:pPr>
+      <w:r>
+        <w:t>Cache pipeline trigger</w:t>
+      </w:r>
+    </w:p>
+    <w:p>
+      <w:r>
+        <w:t>The cache pipeline runs as its own container (cache-pipeline) on the same EC2 host, joined to the same Docker network (pipeline-net) as shopify-pipeline. After each full run finishes, the pipeline fires a plain GET http://cache-pipeline:8080/trigger-pipeline — no QStash involved, just a direct container-to-container call over the shared network.</w:t>
+      </w:r>
+    </w:p>
+    <w:p>
+      <w:r>
+        <w:t>This request runs in a background thread, so the pipeline doesn't wait for the cache rebuild to finish before moving on. Whenever the response does come back, only a short summary (status + brand count) is logged — not the full per-brand/per-date result body.</w:t>
       </w:r>
     </w:p>
     <w:p>
@@ -1078,6 +1134,28 @@
           </w:tcPr>
           <w:p>
             <w:r>
+              <w:t>Variant-wise events</w:t>
+            </w:r>
+          </w:p>
+        </w:tc>
+        <w:tc>
+          <w:tcPr>
+            <w:tcW w:type="dxa" w:w="4320"/>
+          </w:tcPr>
+          <w:p>
+            <w:r>
+              <w:t>backfill_variant_wise_events_summary.py</w:t>
+            </w:r>
+          </w:p>
+        </w:tc>
+      </w:tr>
+      <w:tr>
+        <w:tc>
+          <w:tcPr>
+            <w:tcW w:type="dxa" w:w="4320"/>
+          </w:tcPr>
+          <w:p>
+            <w:r>
               <w:t>Sessions &amp; web vitals</w:t>
             </w:r>
           </w:p>
@@ -1133,6 +1211,28 @@
           <w:p>
             <w:r>
               <w:t>bundle_rollup_backfill.py</w:t>
+            </w:r>
+          </w:p>
+        </w:tc>
+      </w:tr>
+      <w:tr>
+        <w:tc>
+          <w:tcPr>
+            <w:tcW w:type="dxa" w:w="4320"/>
+          </w:tcPr>
+          <w:p>
+            <w:r>
+              <w:t>Payment mode breakdown</w:t>
+            </w:r>
+          </w:p>
+        </w:tc>
+        <w:tc>
+          <w:tcPr>
+            <w:tcW w:type="dxa" w:w="4320"/>
+          </w:tcPr>
+          <w:p>
+            <w:r>
+              <w:t>backfill_payment_mode_breakdown_columns.py — cod/prepaid/ppcod orders &amp; sales only, on hour_wise_sales and overall_summary</w:t>
             </w:r>
           </w:p>
         </w:tc>
